--- a/Progress Report 1 - BSc Thesis.docx
+++ b/Progress Report 1 - BSc Thesis.docx
@@ -12,7 +12,14 @@
           <w:rFonts w:cs="Calibri"/>
           <w:sz w:val="56"/>
         </w:rPr>
-        <w:t>BSc Thesis Progress Report #1</w:t>
+        <w:t>BSc Thesis Progress Report #</w:t>
+      </w:r>
+      <w:r>
+        <w:rPr>
+          <w:rFonts w:cs="Calibri"/>
+          <w:sz w:val="56"/>
+        </w:rPr>
+        <w:t>2</w:t>
       </w:r>
     </w:p>
     <w:p>
@@ -20,29 +27,20 @@
         <w:spacing w:after="287" w:line="265" w:lineRule="auto"/>
         <w:ind w:left="-5" w:hanging="10"/>
         <w:rPr>
-          <w:lang w:val="pl-PL"/>
-        </w:rPr>
-      </w:pPr>
-      <w:proofErr w:type="spellStart"/>
-      <w:r>
-        <w:rPr>
-          <w:rFonts w:cs="Calibri"/>
-          <w:lang w:val="pl-PL"/>
-        </w:rPr>
-        <w:t>Name</w:t>
-      </w:r>
-      <w:proofErr w:type="spellEnd"/>
-      <w:r>
-        <w:rPr>
-          <w:rFonts w:cs="Calibri"/>
-          <w:lang w:val="pl-PL"/>
-        </w:rPr>
-        <w:t xml:space="preserve">: </w:t>
-      </w:r>
-      <w:r>
-        <w:rPr>
-          <w:rFonts w:cs="Calibri"/>
-          <w:lang w:val="pl-PL"/>
+          <w:lang w:val="en-US"/>
+        </w:rPr>
+      </w:pPr>
+      <w:r>
+        <w:rPr>
+          <w:rFonts w:cs="Calibri"/>
+          <w:lang w:val="en-US"/>
+        </w:rPr>
+        <w:t xml:space="preserve">Name: </w:t>
+      </w:r>
+      <w:r>
+        <w:rPr>
+          <w:rFonts w:cs="Calibri"/>
+          <w:lang w:val="en-US"/>
         </w:rPr>
         <w:t>Jerzy Rzeszutkowski</w:t>
       </w:r>
@@ -161,51 +159,21 @@
           <w:rFonts w:cs="Calibri"/>
           <w:bCs/>
         </w:rPr>
-        <w:t xml:space="preserve">So far, I managed to narrow down my topic, prepare a sample structure for the thesis. I started </w:t>
+        <w:t>I have configured the Julia + Python environ</w:t>
       </w:r>
       <w:r>
         <w:rPr>
           <w:rFonts w:cs="Calibri"/>
           <w:bCs/>
         </w:rPr>
-        <w:t>the research phase and writing methodology</w:t>
+        <w:t>ment and I am half – way through my literature review and updating methodology. As of now, I am mainly working on configuring the posterior estimation technique: choosing parameters to estimate, looking for robust summary statistics, NPE methods; because on the first tries, I get quite bad predictions – the GDP goes significantly down. For the Julia + Python, I relied on documentation for packages: BeforeIT, JuliaCall and my knowledge of programming languages. For the literature review, I used Perplexity and ChatGPT to look for paper and summarizing ideas</w:t>
       </w:r>
       <w:r>
         <w:rPr>
           <w:rFonts w:cs="Calibri"/>
           <w:bCs/>
         </w:rPr>
-        <w:t xml:space="preserve">. </w:t>
-      </w:r>
-      <w:r>
-        <w:rPr>
-          <w:rFonts w:cs="Calibri"/>
-          <w:bCs/>
-        </w:rPr>
-        <w:t xml:space="preserve">The main issue I faced, was to understand the basic ideas related to my thesis and </w:t>
-      </w:r>
-      <w:proofErr w:type="spellStart"/>
-      <w:r>
-        <w:rPr>
-          <w:rFonts w:cs="Calibri"/>
-          <w:bCs/>
-        </w:rPr>
-        <w:t>BeforeIT.jl</w:t>
-      </w:r>
-      <w:proofErr w:type="spellEnd"/>
-      <w:r>
-        <w:rPr>
-          <w:rFonts w:cs="Calibri"/>
-          <w:bCs/>
-        </w:rPr>
-        <w:t xml:space="preserve"> and SBI (python) packages documentation. The papers provided by the supervisor helped to get through the material. Combined with explanations by GenAI for more difficult concepts, it gave me </w:t>
-      </w:r>
-      <w:r>
-        <w:rPr>
-          <w:rFonts w:cs="Calibri"/>
-          <w:bCs/>
-        </w:rPr>
-        <w:t xml:space="preserve">enough understanding to start my research. </w:t>
+        <w:t xml:space="preserve">, but I wrote everything myself. </w:t>
       </w:r>
     </w:p>
     <w:p>
@@ -227,6 +195,13 @@
           <w:b/>
         </w:rPr>
       </w:pPr>
+      <w:r>
+        <w:rPr>
+          <w:rFonts w:cs="Calibri"/>
+          <w:b/>
+        </w:rPr>
+        <w:t>What are your next steps in your thesis work, and what help do you need?</w:t>
+      </w:r>
     </w:p>
     <w:p>
       <w:pPr>
@@ -234,15 +209,36 @@
         <w:ind w:right="-15"/>
         <w:rPr>
           <w:rFonts w:cs="Calibri"/>
-          <w:b/>
-        </w:rPr>
-      </w:pPr>
-      <w:r>
-        <w:rPr>
-          <w:rFonts w:cs="Calibri"/>
-          <w:b/>
-        </w:rPr>
-        <w:t>What are your next steps in your thesis work, and what help do you need?</w:t>
+          <w:bCs/>
+        </w:rPr>
+      </w:pPr>
+      <w:r>
+        <w:rPr>
+          <w:rFonts w:cs="Calibri"/>
+          <w:bCs/>
+        </w:rPr>
+        <w:t xml:space="preserve">My next step is to narrow down the parameters (I am aiming for 3 – 5), and I am running tests, to find the richest combinations. Moreover, I need to finish the literature review and document / explain the modelling choices. I might ask for some ideas, how to refine the summary statistics, so far I have 4 / 5, but maybe I need to change the direction slightly. </w:t>
+      </w:r>
+      <w:r>
+        <w:rPr>
+          <w:rFonts w:cs="Calibri"/>
+          <w:bCs/>
+        </w:rPr>
+        <w:t>Also,</w:t>
+      </w:r>
+      <w:r>
+        <w:rPr>
+          <w:rFonts w:cs="Calibri"/>
+          <w:bCs/>
+        </w:rPr>
+        <w:t xml:space="preserve"> I need to ask about the parameter set</w:t>
+      </w:r>
+      <w:r>
+        <w:rPr>
+          <w:rFonts w:cs="Calibri"/>
+          <w:bCs/>
+        </w:rPr>
+        <w:t xml:space="preserve">, whether it makes sense to estimate the ones I chose using SBI. </w:t>
       </w:r>
     </w:p>
     <w:p>
@@ -251,30 +247,9 @@
         <w:ind w:right="-15"/>
         <w:rPr>
           <w:rFonts w:cs="Calibri"/>
-          <w:bCs/>
-        </w:rPr>
-      </w:pPr>
-      <w:r>
-        <w:rPr>
-          <w:rFonts w:cs="Calibri"/>
-          <w:bCs/>
-        </w:rPr>
-        <w:t xml:space="preserve">My text steps are to finish / refine the methodology according to the structure and start writing the literature review part. Then, I will start coding the actual simulation and connecting Julia with Python packages, to get first </w:t>
-      </w:r>
-      <w:r>
-        <w:rPr>
-          <w:rFonts w:cs="Calibri"/>
-          <w:bCs/>
-        </w:rPr>
-        <w:t xml:space="preserve">useful coding examples working. </w:t>
-      </w:r>
-      <w:r>
-        <w:rPr>
-          <w:rFonts w:cs="Calibri"/>
-          <w:bCs/>
-        </w:rPr>
-        <w:t xml:space="preserve">I might need help in specifying the correct methodology, and structuring the thesis. </w:t>
-      </w:r>
+          <w:b/>
+        </w:rPr>
+      </w:pPr>
     </w:p>
     <w:p>
       <w:pPr>
@@ -285,6 +260,13 @@
           <w:b/>
         </w:rPr>
       </w:pPr>
+      <w:r>
+        <w:rPr>
+          <w:rFonts w:cs="Calibri"/>
+          <w:b/>
+        </w:rPr>
+        <w:t xml:space="preserve"> What feedback have you received on your thesis so far, and how have you used it to improve your work? </w:t>
+      </w:r>
     </w:p>
     <w:p>
       <w:pPr>
@@ -292,50 +274,6 @@
         <w:ind w:right="-15"/>
         <w:rPr>
           <w:rFonts w:cs="Calibri"/>
-          <w:b/>
-        </w:rPr>
-      </w:pPr>
-    </w:p>
-    <w:p>
-      <w:pPr>
-        <w:spacing w:after="0" w:line="276" w:lineRule="auto"/>
-        <w:ind w:right="-15"/>
-        <w:rPr>
-          <w:rFonts w:cs="Calibri"/>
-          <w:b/>
-        </w:rPr>
-      </w:pPr>
-      <w:r>
-        <w:rPr>
-          <w:rFonts w:cs="Calibri"/>
-          <w:b/>
-        </w:rPr>
-        <w:t xml:space="preserve"> </w:t>
-      </w:r>
-      <w:r>
-        <w:rPr>
-          <w:rFonts w:cs="Calibri"/>
-          <w:b/>
-        </w:rPr>
-        <w:t xml:space="preserve">What feedback have you received on your thesis so far, and how have you used it to improve your work? </w:t>
-      </w:r>
-    </w:p>
-    <w:p>
-      <w:pPr>
-        <w:spacing w:after="0" w:line="276" w:lineRule="auto"/>
-        <w:ind w:right="-15"/>
-        <w:rPr>
-          <w:rFonts w:cs="Calibri"/>
-          <w:b/>
-        </w:rPr>
-      </w:pPr>
-    </w:p>
-    <w:p>
-      <w:pPr>
-        <w:spacing w:after="0" w:line="276" w:lineRule="auto"/>
-        <w:ind w:right="-15"/>
-        <w:rPr>
-          <w:rFonts w:cs="Calibri"/>
           <w:bCs/>
         </w:rPr>
       </w:pPr>
@@ -344,46 +282,14 @@
           <w:rFonts w:cs="Calibri"/>
           <w:bCs/>
         </w:rPr>
-        <w:t>As this is the first report, I have not yet asked for nor received significant feedback. We had one informal meeting with our group and supervisor, during which we discussed the topics and set up, coding environments (</w:t>
+        <w:t xml:space="preserve">So far, I </w:t>
       </w:r>
       <w:r>
         <w:rPr>
           <w:rFonts w:cs="Calibri"/>
           <w:bCs/>
         </w:rPr>
-        <w:t xml:space="preserve">Julia with </w:t>
-      </w:r>
-      <w:proofErr w:type="spellStart"/>
-      <w:r>
-        <w:rPr>
-          <w:rFonts w:cs="Calibri"/>
-          <w:bCs/>
-        </w:rPr>
-        <w:t>BeforeIT.jl</w:t>
-      </w:r>
-      <w:proofErr w:type="spellEnd"/>
-      <w:r>
-        <w:rPr>
-          <w:rFonts w:cs="Calibri"/>
-          <w:bCs/>
-        </w:rPr>
-        <w:t xml:space="preserve"> package + </w:t>
-      </w:r>
-      <w:proofErr w:type="spellStart"/>
-      <w:r>
-        <w:rPr>
-          <w:rFonts w:cs="Calibri"/>
-          <w:bCs/>
-        </w:rPr>
-        <w:t>sbi</w:t>
-      </w:r>
-      <w:proofErr w:type="spellEnd"/>
-      <w:r>
-        <w:rPr>
-          <w:rFonts w:cs="Calibri"/>
-          <w:bCs/>
-        </w:rPr>
-        <w:t xml:space="preserve"> package from python).  </w:t>
+        <w:t>mainly worked on making the environment work and didn’t ask about more specific questions about the choices. But after one, I managed to validate one of the core assumptions and find data to compare it with.</w:t>
       </w:r>
     </w:p>
     <w:sectPr>
